--- a/media/F2111/form_template/dg/测试项及方法.docx
+++ b/media/F2111/form_template/dg/测试项及方法.docx
@@ -1,6 +1,6 @@
 
 <file path=word/document.xml><?xml version="1.0" encoding="utf-8"?>
-<w:document xmlns:wpc="http://schemas.microsoft.com/office/word/2010/wordprocessingCanvas" xmlns:cx="http://schemas.microsoft.com/office/drawing/2014/chartex" xmlns:cx1="http://schemas.microsoft.com/office/drawing/2015/9/8/chartex" xmlns:cx2="http://schemas.microsoft.com/office/drawing/2015/10/21/chartex" xmlns:cx3="http://schemas.microsoft.com/office/drawing/2016/5/9/chartex" xmlns:cx4="http://schemas.microsoft.com/office/drawing/2016/5/10/chartex" xmlns:cx5="http://schemas.microsoft.com/office/drawing/2016/5/11/chartex" xmlns:cx6="http://schemas.microsoft.com/office/drawing/2016/5/12/chartex" xmlns:cx7="http://schemas.microsoft.com/office/drawing/2016/5/13/chartex" xmlns:cx8="http://schemas.microsoft.com/office/drawing/2016/5/14/chartex" xmlns:mc="http://schemas.openxmlformats.org/markup-compatibility/2006" xmlns:aink="http://schemas.microsoft.com/office/drawing/2016/ink" xmlns:am3d="http://schemas.microsoft.com/office/drawing/2017/model3d" xmlns:o="urn:schemas-microsoft-com:office:office" xmlns:oel="http://schemas.microsoft.com/office/2019/extlst" xmlns:r="http://schemas.openxmlformats.org/officeDocument/2006/relationships" xmlns:m="http://schemas.openxmlformats.org/officeDocument/2006/math" xmlns:v="urn:schemas-microsoft-com:vml" xmlns:wp14="http://schemas.microsoft.com/office/word/2010/wordprocessingDrawing" xmlns:wp="http://schemas.openxmlformats.org/drawingml/2006/wordprocessingDrawing" xmlns:w10="urn:schemas-microsoft-com:office:word" xmlns:w="http://schemas.openxmlformats.org/wordprocessingml/2006/main" xmlns:w14="http://schemas.microsoft.com/office/word/2010/wordml" xmlns:w15="http://schemas.microsoft.com/office/word/2012/wordml" xmlns:w16cex="http://schemas.microsoft.com/office/word/2018/wordml/cex" xmlns:w16cid="http://schemas.microsoft.com/office/word/2016/wordml/cid" xmlns:w16="http://schemas.microsoft.com/office/word/2018/wordml" xmlns:w16du="http://schemas.microsoft.com/office/word/2023/wordml/word16du" xmlns:w16sdtdh="http://schemas.microsoft.com/office/word/2020/wordml/sdtdatahash" xmlns:w16se="http://schemas.microsoft.com/office/word/2015/wordml/symex" xmlns:wpg="http://schemas.microsoft.com/office/word/2010/wordprocessingGroup" xmlns:wpi="http://schemas.microsoft.com/office/word/2010/wordprocessingInk" xmlns:wne="http://schemas.microsoft.com/office/word/2006/wordml" xmlns:wps="http://schemas.microsoft.com/office/word/2010/wordprocessingShape" mc:Ignorable="w14 w15 w16se w16cid w16 w16cex w16sdtdh w16du wp14">
+<w:document xmlns:wpc="http://schemas.microsoft.com/office/word/2010/wordprocessingCanvas" xmlns:cx="http://schemas.microsoft.com/office/drawing/2014/chartex" xmlns:cx1="http://schemas.microsoft.com/office/drawing/2015/9/8/chartex" xmlns:cx2="http://schemas.microsoft.com/office/drawing/2015/10/21/chartex" xmlns:cx3="http://schemas.microsoft.com/office/drawing/2016/5/9/chartex" xmlns:cx4="http://schemas.microsoft.com/office/drawing/2016/5/10/chartex" xmlns:cx5="http://schemas.microsoft.com/office/drawing/2016/5/11/chartex" xmlns:cx6="http://schemas.microsoft.com/office/drawing/2016/5/12/chartex" xmlns:cx7="http://schemas.microsoft.com/office/drawing/2016/5/13/chartex" xmlns:cx8="http://schemas.microsoft.com/office/drawing/2016/5/14/chartex" xmlns:mc="http://schemas.openxmlformats.org/markup-compatibility/2006" xmlns:aink="http://schemas.microsoft.com/office/drawing/2016/ink" xmlns:am3d="http://schemas.microsoft.com/office/drawing/2017/model3d" xmlns:o="urn:schemas-microsoft-com:office:office" xmlns:oel="http://schemas.microsoft.com/office/2019/extlst" xmlns:r="http://schemas.openxmlformats.org/officeDocument/2006/relationships" xmlns:m="http://schemas.openxmlformats.org/officeDocument/2006/math" xmlns:v="urn:schemas-microsoft-com:vml" xmlns:wp14="http://schemas.microsoft.com/office/word/2010/wordprocessingDrawing" xmlns:wp="http://schemas.openxmlformats.org/drawingml/2006/wordprocessingDrawing" xmlns:w10="urn:schemas-microsoft-com:office:word" xmlns:w="http://schemas.openxmlformats.org/wordprocessingml/2006/main" xmlns:w14="http://schemas.microsoft.com/office/word/2010/wordml" xmlns:w15="http://schemas.microsoft.com/office/word/2012/wordml" xmlns:w16cex="http://schemas.microsoft.com/office/word/2018/wordml/cex" xmlns:w16cid="http://schemas.microsoft.com/office/word/2016/wordml/cid" xmlns:w16="http://schemas.microsoft.com/office/word/2018/wordml" xmlns:w16du="http://schemas.microsoft.com/office/word/2023/wordml/word16du" xmlns:w16sdtdh="http://schemas.microsoft.com/office/word/2020/wordml/sdtdatahash" xmlns:w16sdtfl="http://schemas.microsoft.com/office/word/2024/wordml/sdtformatlock" xmlns:w16se="http://schemas.microsoft.com/office/word/2015/wordml/symex" xmlns:wpg="http://schemas.microsoft.com/office/word/2010/wordprocessingGroup" xmlns:wpi="http://schemas.microsoft.com/office/word/2010/wordprocessingInk" xmlns:wne="http://schemas.microsoft.com/office/word/2006/wordml" xmlns:wps="http://schemas.microsoft.com/office/word/2010/wordprocessingShape" mc:Ignorable="w14 w15 w16se w16cid w16 w16cex w16sdtdh w16sdtfl w16du wp14">
   <w:body>
     <w:p>
       <w:pPr>
@@ -286,7 +286,7 @@
               <w:spacing w:before="100" w:beforeAutospacing="1" w:after="100" w:afterAutospacing="1"/>
               <w:jc w:val="center"/>
               <w:rPr>
-                <w:rFonts w:ascii="黑体" w:eastAsia="黑体" w:hAnsi="黑体"/>
+                <w:rFonts w:ascii="黑体" w:eastAsia="黑体" w:hAnsi="黑体" w:hint="eastAsia"/>
                 <w:snapToGrid w:val="0"/>
                 <w:spacing w:val="2"/>
                 <w:szCs w:val="21"/>
@@ -333,7 +333,7 @@
             <w:pPr>
               <w:jc w:val="center"/>
               <w:rPr>
-                <w:rFonts w:ascii="黑体" w:eastAsia="黑体" w:hAnsi="黑体"/>
+                <w:rFonts w:ascii="黑体" w:eastAsia="黑体" w:hAnsi="黑体" w:hint="eastAsia"/>
                 <w:snapToGrid w:val="0"/>
                 <w:szCs w:val="21"/>
               </w:rPr>
@@ -378,7 +378,7 @@
             <w:pPr>
               <w:jc w:val="center"/>
               <w:rPr>
-                <w:rFonts w:ascii="黑体" w:eastAsia="黑体" w:hAnsi="黑体"/>
+                <w:rFonts w:ascii="黑体" w:eastAsia="黑体" w:hAnsi="黑体" w:hint="eastAsia"/>
                 <w:snapToGrid w:val="0"/>
                 <w:szCs w:val="21"/>
               </w:rPr>
@@ -426,7 +426,7 @@
               <w:spacing w:before="100" w:beforeAutospacing="1" w:after="100" w:afterAutospacing="1"/>
               <w:jc w:val="center"/>
               <w:rPr>
-                <w:rFonts w:ascii="黑体" w:eastAsia="黑体" w:hAnsi="黑体"/>
+                <w:rFonts w:ascii="黑体" w:eastAsia="黑体" w:hAnsi="黑体" w:hint="eastAsia"/>
                 <w:snapToGrid w:val="0"/>
                 <w:spacing w:val="2"/>
                 <w:szCs w:val="21"/>
@@ -665,7 +665,7 @@
               <w:spacing w:before="100" w:beforeAutospacing="1" w:after="100" w:afterAutospacing="1"/>
               <w:jc w:val="center"/>
               <w:rPr>
-                <w:rFonts w:ascii="黑体" w:eastAsia="黑体" w:hAnsi="黑体"/>
+                <w:rFonts w:ascii="黑体" w:eastAsia="黑体" w:hAnsi="黑体" w:hint="eastAsia"/>
                 <w:snapToGrid w:val="0"/>
                 <w:spacing w:val="2"/>
                 <w:szCs w:val="21"/>
@@ -974,7 +974,7 @@
               <w:spacing w:before="100" w:beforeAutospacing="1" w:after="100" w:afterAutospacing="1"/>
               <w:jc w:val="center"/>
               <w:rPr>
-                <w:rFonts w:ascii="黑体" w:eastAsia="黑体" w:hAnsi="黑体"/>
+                <w:rFonts w:ascii="黑体" w:eastAsia="黑体" w:hAnsi="黑体" w:hint="eastAsia"/>
                 <w:snapToGrid w:val="0"/>
                 <w:spacing w:val="2"/>
                 <w:szCs w:val="21"/>
@@ -1025,7 +1025,7 @@
               <w:spacing w:before="100" w:beforeAutospacing="1" w:after="100" w:afterAutospacing="1"/>
               <w:jc w:val="center"/>
               <w:rPr>
-                <w:rFonts w:ascii="黑体" w:eastAsia="黑体" w:hAnsi="黑体"/>
+                <w:rFonts w:ascii="黑体" w:eastAsia="黑体" w:hAnsi="黑体" w:hint="eastAsia"/>
                 <w:snapToGrid w:val="0"/>
                 <w:spacing w:val="2"/>
                 <w:szCs w:val="21"/>
@@ -1050,134 +1050,6 @@
           </w:tcPr>
           <w:p>
             <w:pPr>
-              <w:wordWrap w:val="0"/>
-              <w:adjustRightInd w:val="0"/>
-              <w:rPr>
-                <w:szCs w:val="21"/>
-              </w:rPr>
-            </w:pPr>
-            <w:r>
-              <w:rPr>
-                <w:szCs w:val="21"/>
-              </w:rPr>
-              <w:t>{{%p for i in item.test_demand_content %}}</w:t>
-            </w:r>
-          </w:p>
-          <w:p>
-            <w:pPr>
-              <w:wordWrap w:val="0"/>
-              <w:adjustRightInd w:val="0"/>
-              <w:spacing w:line="360" w:lineRule="auto"/>
-              <w:rPr>
-                <w:b/>
-                <w:bCs/>
-                <w:szCs w:val="21"/>
-              </w:rPr>
-            </w:pPr>
-            <w:r>
-              <w:rPr>
-                <w:b/>
-                <w:bCs/>
-                <w:szCs w:val="21"/>
-              </w:rPr>
-              <w:t>{{i.index}}.{{ i.</w:t>
-            </w:r>
-            <w:r>
-              <w:rPr>
-                <w:rFonts w:hint="eastAsia"/>
-                <w:b/>
-                <w:bCs/>
-                <w:szCs w:val="21"/>
-              </w:rPr>
-              <w:t>subName</w:t>
-            </w:r>
-            <w:r>
-              <w:rPr>
-                <w:b/>
-                <w:bCs/>
-                <w:szCs w:val="21"/>
-              </w:rPr>
-              <w:t xml:space="preserve"> }}</w:t>
-            </w:r>
-            <w:r>
-              <w:rPr>
-                <w:rFonts w:hint="eastAsia"/>
-                <w:b/>
-                <w:bCs/>
-                <w:szCs w:val="21"/>
-              </w:rPr>
-              <w:t>（</w:t>
-            </w:r>
-            <w:r>
-              <w:rPr>
-                <w:rFonts w:hint="eastAsia"/>
-                <w:b/>
-                <w:bCs/>
-                <w:szCs w:val="21"/>
-              </w:rPr>
-              <w:t>{{</w:t>
-            </w:r>
-            <w:r>
-              <w:rPr>
-                <w:rFonts w:hint="eastAsia"/>
-                <w:b/>
-                <w:bCs/>
-                <w:szCs w:val="21"/>
-              </w:rPr>
-              <w:t>item</w:t>
-            </w:r>
-            <w:r>
-              <w:rPr>
-                <w:rFonts w:hint="eastAsia"/>
-                <w:b/>
-                <w:bCs/>
-                <w:szCs w:val="21"/>
-              </w:rPr>
-              <w:t>.ident}}_SU{{i.rindex}}</w:t>
-            </w:r>
-            <w:r>
-              <w:rPr>
-                <w:rFonts w:hint="eastAsia"/>
-                <w:b/>
-                <w:bCs/>
-                <w:szCs w:val="21"/>
-              </w:rPr>
-              <w:t>）</w:t>
-            </w:r>
-          </w:p>
-          <w:p>
-            <w:pPr>
-              <w:wordWrap w:val="0"/>
-              <w:adjustRightInd w:val="0"/>
-              <w:spacing w:afterLines="50" w:after="156"/>
-              <w:rPr>
-                <w:szCs w:val="21"/>
-              </w:rPr>
-            </w:pPr>
-            <w:r>
-              <w:rPr>
-                <w:rFonts w:hint="eastAsia"/>
-                <w:szCs w:val="21"/>
-              </w:rPr>
-              <w:t>{{</w:t>
-            </w:r>
-            <w:r>
-              <w:rPr>
-                <w:rFonts w:hint="eastAsia"/>
-                <w:szCs w:val="21"/>
-              </w:rPr>
-              <w:t>i.subDesc</w:t>
-            </w:r>
-            <w:r>
-              <w:rPr>
-                <w:rFonts w:hint="eastAsia"/>
-                <w:szCs w:val="21"/>
-              </w:rPr>
-              <w:t>}}</w:t>
-            </w:r>
-          </w:p>
-          <w:p>
-            <w:pPr>
               <w:tabs>
                 <w:tab w:val="left" w:pos="425"/>
               </w:tabs>
@@ -1190,9 +1062,23 @@
             </w:pPr>
             <w:r>
               <w:rPr>
+                <w:rFonts w:hint="eastAsia"/>
                 <w:szCs w:val="21"/>
               </w:rPr>
-              <w:t>{{%p endfor %}}</w:t>
+              <w:t>{{ item.</w:t>
+            </w:r>
+            <w:r>
+              <w:rPr>
+                <w:szCs w:val="21"/>
+              </w:rPr>
+              <w:t>testDesciption</w:t>
+            </w:r>
+            <w:r>
+              <w:rPr>
+                <w:rFonts w:hint="eastAsia"/>
+                <w:szCs w:val="21"/>
+              </w:rPr>
+              <w:t xml:space="preserve"> }}</w:t>
             </w:r>
           </w:p>
         </w:tc>
@@ -1208,7 +1094,7 @@
               <w:spacing w:before="100" w:beforeAutospacing="1" w:after="100" w:afterAutospacing="1"/>
               <w:jc w:val="center"/>
               <w:rPr>
-                <w:rFonts w:ascii="黑体" w:eastAsia="黑体" w:hAnsi="黑体"/>
+                <w:rFonts w:ascii="黑体" w:eastAsia="黑体" w:hAnsi="黑体" w:hint="eastAsia"/>
                 <w:snapToGrid w:val="0"/>
                 <w:spacing w:val="2"/>
                 <w:szCs w:val="21"/>
@@ -1577,98 +1463,14 @@
                 <w:rFonts w:hint="eastAsia"/>
                 <w:szCs w:val="21"/>
               </w:rPr>
-              <w:t>{%r endif %}{%r if i.</w:t>
-            </w:r>
-            <w:r>
-              <w:rPr>
-                <w:rFonts w:hint="eastAsia"/>
-                <w:szCs w:val="21"/>
-              </w:rPr>
-              <w:t>expect</w:t>
-            </w:r>
-            <w:r>
-              <w:rPr>
-                <w:rFonts w:hint="eastAsia"/>
-                <w:szCs w:val="21"/>
-              </w:rPr>
-              <w:t xml:space="preserve"> </w:t>
-            </w:r>
-            <w:r>
-              <w:rPr>
-                <w:rFonts w:hint="eastAsia"/>
-                <w:szCs w:val="21"/>
-              </w:rPr>
-              <w:t>and</w:t>
-            </w:r>
-            <w:r>
-              <w:rPr>
-                <w:rFonts w:hint="eastAsia"/>
-                <w:szCs w:val="21"/>
-              </w:rPr>
-              <w:t xml:space="preserve"> i.expect</w:t>
-            </w:r>
-            <w:r>
-              <w:rPr>
-                <w:rFonts w:hint="eastAsia"/>
-                <w:szCs w:val="21"/>
-              </w:rPr>
-              <w:t>!</w:t>
-            </w:r>
-            <w:r>
-              <w:rPr>
-                <w:rFonts w:hint="eastAsia"/>
-                <w:szCs w:val="21"/>
-              </w:rPr>
-              <w:t>=</w:t>
-            </w:r>
-            <w:r>
-              <w:rPr>
-                <w:szCs w:val="21"/>
-              </w:rPr>
-              <w:t>’’</w:t>
-            </w:r>
-            <w:r>
-              <w:rPr>
-                <w:rFonts w:hint="eastAsia"/>
-                <w:szCs w:val="21"/>
-              </w:rPr>
-              <w:t xml:space="preserve"> </w:t>
-            </w:r>
-            <w:r>
-              <w:rPr>
-                <w:rFonts w:hint="eastAsia"/>
-                <w:szCs w:val="21"/>
-              </w:rPr>
-              <w:t>%}</w:t>
-            </w:r>
-            <w:r>
-              <w:rPr>
-                <w:rFonts w:hint="eastAsia"/>
-                <w:szCs w:val="21"/>
-              </w:rPr>
-              <w:t>，</w:t>
-            </w:r>
-            <w:r>
-              <w:rPr>
-                <w:rFonts w:hint="eastAsia"/>
-                <w:szCs w:val="21"/>
-              </w:rPr>
-              <w:t>{{i.expect}}</w:t>
-            </w:r>
-            <w:r>
-              <w:rPr>
-                <w:rFonts w:hint="eastAsia"/>
-                <w:szCs w:val="21"/>
-              </w:rPr>
               <w:t>{%r endif %}</w:t>
             </w:r>
           </w:p>
           <w:p>
             <w:pPr>
-              <w:tabs>
-                <w:tab w:val="left" w:pos="425"/>
-              </w:tabs>
-              <w:jc w:val="left"/>
+              <w:wordWrap w:val="0"/>
+              <w:adjustRightInd w:val="0"/>
+              <w:spacing w:afterLines="50" w:after="156"/>
               <w:rPr>
                 <w:b/>
                 <w:snapToGrid w:val="0"/>
@@ -1695,7 +1497,7 @@
               <w:spacing w:before="100" w:beforeAutospacing="1" w:after="100" w:afterAutospacing="1"/>
               <w:jc w:val="center"/>
               <w:rPr>
-                <w:rFonts w:ascii="黑体" w:eastAsia="黑体" w:hAnsi="黑体"/>
+                <w:rFonts w:ascii="黑体" w:eastAsia="黑体" w:hAnsi="黑体" w:hint="eastAsia"/>
                 <w:snapToGrid w:val="0"/>
                 <w:spacing w:val="2"/>
                 <w:szCs w:val="21"/>
@@ -1749,7 +1551,7 @@
               <w:spacing w:before="100" w:beforeAutospacing="1" w:after="100" w:afterAutospacing="1"/>
               <w:jc w:val="center"/>
               <w:rPr>
-                <w:rFonts w:ascii="黑体" w:eastAsia="黑体" w:hAnsi="黑体"/>
+                <w:rFonts w:ascii="黑体" w:eastAsia="黑体" w:hAnsi="黑体" w:hint="eastAsia"/>
                 <w:snapToGrid w:val="0"/>
                 <w:spacing w:val="2"/>
                 <w:szCs w:val="21"/>
@@ -1762,7 +1564,6 @@
                 <w:spacing w:val="2"/>
                 <w:szCs w:val="21"/>
               </w:rPr>
-              <w:lastRenderedPageBreak/>
               <w:t>通过准则</w:t>
             </w:r>
           </w:p>
@@ -1842,7 +1643,16 @@
                 <w:snapToGrid w:val="0"/>
                 <w:szCs w:val="21"/>
               </w:rPr>
-              <w:t>完成要求的源代码分析，得到软件质量度量信息，软件无违反控制流和数据流检查要求的情况</w:t>
+              <w:t>完成要求的源代码分析，得到软件质量度量信息，软件无违反控制流和数据流检</w:t>
+            </w:r>
+            <w:r>
+              <w:rPr>
+                <w:rFonts w:hint="eastAsia"/>
+                <w:snapToGrid w:val="0"/>
+                <w:szCs w:val="21"/>
+              </w:rPr>
+              <w:lastRenderedPageBreak/>
+              <w:t>查要求的情况</w:t>
             </w:r>
           </w:p>
           <w:p>
@@ -2024,20 +1834,147 @@
           </w:p>
           <w:p>
             <w:pPr>
-              <w:spacing w:before="100" w:beforeAutospacing="1" w:after="100" w:afterAutospacing="1"/>
-              <w:jc w:val="left"/>
-              <w:textAlignment w:val="center"/>
+              <w:wordWrap w:val="0"/>
+              <w:adjustRightInd w:val="0"/>
               <w:rPr>
-                <w:snapToGrid w:val="0"/>
                 <w:szCs w:val="21"/>
               </w:rPr>
             </w:pPr>
             <w:r>
               <w:rPr>
-                <w:snapToGrid w:val="0"/>
                 <w:szCs w:val="21"/>
               </w:rPr>
-              <w:t>各测试步骤、测试用例执行结果与预期一致，功能实现正确</w:t>
+              <w:t>{{%p for i in item.test_demand_content %}}</w:t>
+            </w:r>
+          </w:p>
+          <w:p>
+            <w:pPr>
+              <w:wordWrap w:val="0"/>
+              <w:adjustRightInd w:val="0"/>
+              <w:spacing w:line="360" w:lineRule="auto"/>
+              <w:rPr>
+                <w:b/>
+                <w:bCs/>
+                <w:szCs w:val="21"/>
+              </w:rPr>
+            </w:pPr>
+            <w:r>
+              <w:rPr>
+                <w:b/>
+                <w:bCs/>
+                <w:szCs w:val="21"/>
+              </w:rPr>
+              <w:t>{{i.index}}.{{ i.</w:t>
+            </w:r>
+            <w:r>
+              <w:rPr>
+                <w:rFonts w:hint="eastAsia"/>
+                <w:b/>
+                <w:bCs/>
+                <w:szCs w:val="21"/>
+              </w:rPr>
+              <w:t>subName</w:t>
+            </w:r>
+            <w:r>
+              <w:rPr>
+                <w:b/>
+                <w:bCs/>
+                <w:szCs w:val="21"/>
+              </w:rPr>
+              <w:t xml:space="preserve"> }}</w:t>
+            </w:r>
+            <w:r>
+              <w:rPr>
+                <w:rFonts w:hint="eastAsia"/>
+                <w:b/>
+                <w:bCs/>
+                <w:szCs w:val="21"/>
+              </w:rPr>
+              <w:t>（</w:t>
+            </w:r>
+            <w:r>
+              <w:rPr>
+                <w:rFonts w:hint="eastAsia"/>
+                <w:b/>
+                <w:bCs/>
+                <w:szCs w:val="21"/>
+              </w:rPr>
+              <w:t>{{item.ident}}_SU{{i.rindex}}</w:t>
+            </w:r>
+            <w:r>
+              <w:rPr>
+                <w:rFonts w:hint="eastAsia"/>
+                <w:b/>
+                <w:bCs/>
+                <w:szCs w:val="21"/>
+              </w:rPr>
+              <w:t>）</w:t>
+            </w:r>
+          </w:p>
+          <w:p>
+            <w:pPr>
+              <w:wordWrap w:val="0"/>
+              <w:adjustRightInd w:val="0"/>
+              <w:spacing w:afterLines="50" w:after="156"/>
+              <w:rPr>
+                <w:szCs w:val="21"/>
+              </w:rPr>
+            </w:pPr>
+            <w:r>
+              <w:rPr>
+                <w:rFonts w:hint="eastAsia"/>
+                <w:szCs w:val="21"/>
+              </w:rPr>
+              <w:t>{%r if i.expect and i.expect!=</w:t>
+            </w:r>
+            <w:r>
+              <w:rPr>
+                <w:szCs w:val="21"/>
+              </w:rPr>
+              <w:t>’’</w:t>
+            </w:r>
+            <w:r>
+              <w:rPr>
+                <w:rFonts w:hint="eastAsia"/>
+                <w:szCs w:val="21"/>
+              </w:rPr>
+              <w:t xml:space="preserve"> %}{{i.expect}}</w:t>
+            </w:r>
+            <w:r>
+              <w:rPr>
+                <w:rFonts w:hint="eastAsia"/>
+                <w:szCs w:val="21"/>
+              </w:rPr>
+              <w:t>{%r else%}</w:t>
+            </w:r>
+            <w:r>
+              <w:rPr>
+                <w:szCs w:val="21"/>
+              </w:rPr>
+              <w:t>用例执行结果与预期一致，功能实现正确</w:t>
+            </w:r>
+            <w:r>
+              <w:rPr>
+                <w:rFonts w:hint="eastAsia"/>
+                <w:szCs w:val="21"/>
+              </w:rPr>
+              <w:t>{%r endif %}</w:t>
+            </w:r>
+          </w:p>
+          <w:p>
+            <w:pPr>
+              <w:wordWrap w:val="0"/>
+              <w:adjustRightInd w:val="0"/>
+              <w:spacing w:afterLines="50" w:after="156"/>
+              <w:rPr>
+                <w:szCs w:val="21"/>
+              </w:rPr>
+            </w:pPr>
+            <w:r>
+              <w:rPr>
+                <w:szCs w:val="21"/>
+              </w:rPr>
+              <w:t>{{%p endfor %}}</w:t>
             </w:r>
           </w:p>
           <w:p>
@@ -2092,7 +2029,7 @@
 </file>
 
 <file path=word/endnotes.xml><?xml version="1.0" encoding="utf-8"?>
-<w:endnotes xmlns:wpc="http://schemas.microsoft.com/office/word/2010/wordprocessingCanvas" xmlns:cx="http://schemas.microsoft.com/office/drawing/2014/chartex" xmlns:cx1="http://schemas.microsoft.com/office/drawing/2015/9/8/chartex" xmlns:cx2="http://schemas.microsoft.com/office/drawing/2015/10/21/chartex" xmlns:cx3="http://schemas.microsoft.com/office/drawing/2016/5/9/chartex" xmlns:cx4="http://schemas.microsoft.com/office/drawing/2016/5/10/chartex" xmlns:cx5="http://schemas.microsoft.com/office/drawing/2016/5/11/chartex" xmlns:cx6="http://schemas.microsoft.com/office/drawing/2016/5/12/chartex" xmlns:cx7="http://schemas.microsoft.com/office/drawing/2016/5/13/chartex" xmlns:cx8="http://schemas.microsoft.com/office/drawing/2016/5/14/chartex" xmlns:mc="http://schemas.openxmlformats.org/markup-compatibility/2006" xmlns:aink="http://schemas.microsoft.com/office/drawing/2016/ink" xmlns:am3d="http://schemas.microsoft.com/office/drawing/2017/model3d" xmlns:o="urn:schemas-microsoft-com:office:office" xmlns:oel="http://schemas.microsoft.com/office/2019/extlst" xmlns:r="http://schemas.openxmlformats.org/officeDocument/2006/relationships" xmlns:m="http://schemas.openxmlformats.org/officeDocument/2006/math" xmlns:v="urn:schemas-microsoft-com:vml" xmlns:wp14="http://schemas.microsoft.com/office/word/2010/wordprocessingDrawing" xmlns:wp="http://schemas.openxmlformats.org/drawingml/2006/wordprocessingDrawing" xmlns:w10="urn:schemas-microsoft-com:office:word" xmlns:w="http://schemas.openxmlformats.org/wordprocessingml/2006/main" xmlns:w14="http://schemas.microsoft.com/office/word/2010/wordml" xmlns:w15="http://schemas.microsoft.com/office/word/2012/wordml" xmlns:w16cex="http://schemas.microsoft.com/office/word/2018/wordml/cex" xmlns:w16cid="http://schemas.microsoft.com/office/word/2016/wordml/cid" xmlns:w16="http://schemas.microsoft.com/office/word/2018/wordml" xmlns:w16du="http://schemas.microsoft.com/office/word/2023/wordml/word16du" xmlns:w16sdtdh="http://schemas.microsoft.com/office/word/2020/wordml/sdtdatahash" xmlns:w16se="http://schemas.microsoft.com/office/word/2015/wordml/symex" xmlns:wpg="http://schemas.microsoft.com/office/word/2010/wordprocessingGroup" xmlns:wpi="http://schemas.microsoft.com/office/word/2010/wordprocessingInk" xmlns:wne="http://schemas.microsoft.com/office/word/2006/wordml" xmlns:wps="http://schemas.microsoft.com/office/word/2010/wordprocessingShape" mc:Ignorable="w14 w15 w16se w16cid w16 w16cex w16sdtdh w16du wp14">
+<w:endnotes xmlns:wpc="http://schemas.microsoft.com/office/word/2010/wordprocessingCanvas" xmlns:cx="http://schemas.microsoft.com/office/drawing/2014/chartex" xmlns:cx1="http://schemas.microsoft.com/office/drawing/2015/9/8/chartex" xmlns:cx2="http://schemas.microsoft.com/office/drawing/2015/10/21/chartex" xmlns:cx3="http://schemas.microsoft.com/office/drawing/2016/5/9/chartex" xmlns:cx4="http://schemas.microsoft.com/office/drawing/2016/5/10/chartex" xmlns:cx5="http://schemas.microsoft.com/office/drawing/2016/5/11/chartex" xmlns:cx6="http://schemas.microsoft.com/office/drawing/2016/5/12/chartex" xmlns:cx7="http://schemas.microsoft.com/office/drawing/2016/5/13/chartex" xmlns:cx8="http://schemas.microsoft.com/office/drawing/2016/5/14/chartex" xmlns:mc="http://schemas.openxmlformats.org/markup-compatibility/2006" xmlns:aink="http://schemas.microsoft.com/office/drawing/2016/ink" xmlns:am3d="http://schemas.microsoft.com/office/drawing/2017/model3d" xmlns:o="urn:schemas-microsoft-com:office:office" xmlns:oel="http://schemas.microsoft.com/office/2019/extlst" xmlns:r="http://schemas.openxmlformats.org/officeDocument/2006/relationships" xmlns:m="http://schemas.openxmlformats.org/officeDocument/2006/math" xmlns:v="urn:schemas-microsoft-com:vml" xmlns:wp14="http://schemas.microsoft.com/office/word/2010/wordprocessingDrawing" xmlns:wp="http://schemas.openxmlformats.org/drawingml/2006/wordprocessingDrawing" xmlns:w10="urn:schemas-microsoft-com:office:word" xmlns:w="http://schemas.openxmlformats.org/wordprocessingml/2006/main" xmlns:w14="http://schemas.microsoft.com/office/word/2010/wordml" xmlns:w15="http://schemas.microsoft.com/office/word/2012/wordml" xmlns:w16cex="http://schemas.microsoft.com/office/word/2018/wordml/cex" xmlns:w16cid="http://schemas.microsoft.com/office/word/2016/wordml/cid" xmlns:w16="http://schemas.microsoft.com/office/word/2018/wordml" xmlns:w16du="http://schemas.microsoft.com/office/word/2023/wordml/word16du" xmlns:w16sdtdh="http://schemas.microsoft.com/office/word/2020/wordml/sdtdatahash" xmlns:w16sdtfl="http://schemas.microsoft.com/office/word/2024/wordml/sdtformatlock" xmlns:w16se="http://schemas.microsoft.com/office/word/2015/wordml/symex" xmlns:wpg="http://schemas.microsoft.com/office/word/2010/wordprocessingGroup" xmlns:wpi="http://schemas.microsoft.com/office/word/2010/wordprocessingInk" xmlns:wne="http://schemas.microsoft.com/office/word/2006/wordml" xmlns:wps="http://schemas.microsoft.com/office/word/2010/wordprocessingShape" mc:Ignorable="w14 w15 w16se w16cid w16 w16cex w16sdtdh w16sdtfl w16du wp14">
   <w:endnote w:type="separator" w:id="-1">
     <w:p>
       <w:r>
@@ -2111,7 +2048,7 @@
 </file>
 
 <file path=word/footer1.xml><?xml version="1.0" encoding="utf-8"?>
-<w:ftr xmlns:wpc="http://schemas.microsoft.com/office/word/2010/wordprocessingCanvas" xmlns:cx="http://schemas.microsoft.com/office/drawing/2014/chartex" xmlns:cx1="http://schemas.microsoft.com/office/drawing/2015/9/8/chartex" xmlns:cx2="http://schemas.microsoft.com/office/drawing/2015/10/21/chartex" xmlns:cx3="http://schemas.microsoft.com/office/drawing/2016/5/9/chartex" xmlns:cx4="http://schemas.microsoft.com/office/drawing/2016/5/10/chartex" xmlns:cx5="http://schemas.microsoft.com/office/drawing/2016/5/11/chartex" xmlns:cx6="http://schemas.microsoft.com/office/drawing/2016/5/12/chartex" xmlns:cx7="http://schemas.microsoft.com/office/drawing/2016/5/13/chartex" xmlns:cx8="http://schemas.microsoft.com/office/drawing/2016/5/14/chartex" xmlns:mc="http://schemas.openxmlformats.org/markup-compatibility/2006" xmlns:aink="http://schemas.microsoft.com/office/drawing/2016/ink" xmlns:am3d="http://schemas.microsoft.com/office/drawing/2017/model3d" xmlns:o="urn:schemas-microsoft-com:office:office" xmlns:oel="http://schemas.microsoft.com/office/2019/extlst" xmlns:r="http://schemas.openxmlformats.org/officeDocument/2006/relationships" xmlns:m="http://schemas.openxmlformats.org/officeDocument/2006/math" xmlns:v="urn:schemas-microsoft-com:vml" xmlns:wp14="http://schemas.microsoft.com/office/word/2010/wordprocessingDrawing" xmlns:wp="http://schemas.openxmlformats.org/drawingml/2006/wordprocessingDrawing" xmlns:w10="urn:schemas-microsoft-com:office:word" xmlns:w="http://schemas.openxmlformats.org/wordprocessingml/2006/main" xmlns:w14="http://schemas.microsoft.com/office/word/2010/wordml" xmlns:w15="http://schemas.microsoft.com/office/word/2012/wordml" xmlns:w16cex="http://schemas.microsoft.com/office/word/2018/wordml/cex" xmlns:w16cid="http://schemas.microsoft.com/office/word/2016/wordml/cid" xmlns:w16="http://schemas.microsoft.com/office/word/2018/wordml" xmlns:w16du="http://schemas.microsoft.com/office/word/2023/wordml/word16du" xmlns:w16sdtdh="http://schemas.microsoft.com/office/word/2020/wordml/sdtdatahash" xmlns:w16se="http://schemas.microsoft.com/office/word/2015/wordml/symex" xmlns:wpg="http://schemas.microsoft.com/office/word/2010/wordprocessingGroup" xmlns:wpi="http://schemas.microsoft.com/office/word/2010/wordprocessingInk" xmlns:wne="http://schemas.microsoft.com/office/word/2006/wordml" xmlns:wps="http://schemas.microsoft.com/office/word/2010/wordprocessingShape" mc:Ignorable="w14 w15 w16se w16cid w16 w16cex w16sdtdh w16du wp14">
+<w:ftr xmlns:wpc="http://schemas.microsoft.com/office/word/2010/wordprocessingCanvas" xmlns:cx="http://schemas.microsoft.com/office/drawing/2014/chartex" xmlns:cx1="http://schemas.microsoft.com/office/drawing/2015/9/8/chartex" xmlns:cx2="http://schemas.microsoft.com/office/drawing/2015/10/21/chartex" xmlns:cx3="http://schemas.microsoft.com/office/drawing/2016/5/9/chartex" xmlns:cx4="http://schemas.microsoft.com/office/drawing/2016/5/10/chartex" xmlns:cx5="http://schemas.microsoft.com/office/drawing/2016/5/11/chartex" xmlns:cx6="http://schemas.microsoft.com/office/drawing/2016/5/12/chartex" xmlns:cx7="http://schemas.microsoft.com/office/drawing/2016/5/13/chartex" xmlns:cx8="http://schemas.microsoft.com/office/drawing/2016/5/14/chartex" xmlns:mc="http://schemas.openxmlformats.org/markup-compatibility/2006" xmlns:aink="http://schemas.microsoft.com/office/drawing/2016/ink" xmlns:am3d="http://schemas.microsoft.com/office/drawing/2017/model3d" xmlns:o="urn:schemas-microsoft-com:office:office" xmlns:oel="http://schemas.microsoft.com/office/2019/extlst" xmlns:r="http://schemas.openxmlformats.org/officeDocument/2006/relationships" xmlns:m="http://schemas.openxmlformats.org/officeDocument/2006/math" xmlns:v="urn:schemas-microsoft-com:vml" xmlns:wp14="http://schemas.microsoft.com/office/word/2010/wordprocessingDrawing" xmlns:wp="http://schemas.openxmlformats.org/drawingml/2006/wordprocessingDrawing" xmlns:w10="urn:schemas-microsoft-com:office:word" xmlns:w="http://schemas.openxmlformats.org/wordprocessingml/2006/main" xmlns:w14="http://schemas.microsoft.com/office/word/2010/wordml" xmlns:w15="http://schemas.microsoft.com/office/word/2012/wordml" xmlns:w16cex="http://schemas.microsoft.com/office/word/2018/wordml/cex" xmlns:w16cid="http://schemas.microsoft.com/office/word/2016/wordml/cid" xmlns:w16="http://schemas.microsoft.com/office/word/2018/wordml" xmlns:w16du="http://schemas.microsoft.com/office/word/2023/wordml/word16du" xmlns:w16sdtdh="http://schemas.microsoft.com/office/word/2020/wordml/sdtdatahash" xmlns:w16sdtfl="http://schemas.microsoft.com/office/word/2024/wordml/sdtformatlock" xmlns:w16se="http://schemas.microsoft.com/office/word/2015/wordml/symex" xmlns:wpg="http://schemas.microsoft.com/office/word/2010/wordprocessingGroup" xmlns:wpi="http://schemas.microsoft.com/office/word/2010/wordprocessingInk" xmlns:wne="http://schemas.microsoft.com/office/word/2006/wordml" xmlns:wps="http://schemas.microsoft.com/office/word/2010/wordprocessingShape" mc:Ignorable="w14 w15 w16se w16cid w16 w16cex w16sdtdh w16sdtfl w16du wp14">
   <w:p>
     <w:pPr>
       <w:ind w:firstLine="360"/>
@@ -2121,7 +2058,7 @@
 </file>
 
 <file path=word/footnotes.xml><?xml version="1.0" encoding="utf-8"?>
-<w:footnotes xmlns:wpc="http://schemas.microsoft.com/office/word/2010/wordprocessingCanvas" xmlns:cx="http://schemas.microsoft.com/office/drawing/2014/chartex" xmlns:cx1="http://schemas.microsoft.com/office/drawing/2015/9/8/chartex" xmlns:cx2="http://schemas.microsoft.com/office/drawing/2015/10/21/chartex" xmlns:cx3="http://schemas.microsoft.com/office/drawing/2016/5/9/chartex" xmlns:cx4="http://schemas.microsoft.com/office/drawing/2016/5/10/chartex" xmlns:cx5="http://schemas.microsoft.com/office/drawing/2016/5/11/chartex" xmlns:cx6="http://schemas.microsoft.com/office/drawing/2016/5/12/chartex" xmlns:cx7="http://schemas.microsoft.com/office/drawing/2016/5/13/chartex" xmlns:cx8="http://schemas.microsoft.com/office/drawing/2016/5/14/chartex" xmlns:mc="http://schemas.openxmlformats.org/markup-compatibility/2006" xmlns:aink="http://schemas.microsoft.com/office/drawing/2016/ink" xmlns:am3d="http://schemas.microsoft.com/office/drawing/2017/model3d" xmlns:o="urn:schemas-microsoft-com:office:office" xmlns:oel="http://schemas.microsoft.com/office/2019/extlst" xmlns:r="http://schemas.openxmlformats.org/officeDocument/2006/relationships" xmlns:m="http://schemas.openxmlformats.org/officeDocument/2006/math" xmlns:v="urn:schemas-microsoft-com:vml" xmlns:wp14="http://schemas.microsoft.com/office/word/2010/wordprocessingDrawing" xmlns:wp="http://schemas.openxmlformats.org/drawingml/2006/wordprocessingDrawing" xmlns:w10="urn:schemas-microsoft-com:office:word" xmlns:w="http://schemas.openxmlformats.org/wordprocessingml/2006/main" xmlns:w14="http://schemas.microsoft.com/office/word/2010/wordml" xmlns:w15="http://schemas.microsoft.com/office/word/2012/wordml" xmlns:w16cex="http://schemas.microsoft.com/office/word/2018/wordml/cex" xmlns:w16cid="http://schemas.microsoft.com/office/word/2016/wordml/cid" xmlns:w16="http://schemas.microsoft.com/office/word/2018/wordml" xmlns:w16du="http://schemas.microsoft.com/office/word/2023/wordml/word16du" xmlns:w16sdtdh="http://schemas.microsoft.com/office/word/2020/wordml/sdtdatahash" xmlns:w16se="http://schemas.microsoft.com/office/word/2015/wordml/symex" xmlns:wpg="http://schemas.microsoft.com/office/word/2010/wordprocessingGroup" xmlns:wpi="http://schemas.microsoft.com/office/word/2010/wordprocessingInk" xmlns:wne="http://schemas.microsoft.com/office/word/2006/wordml" xmlns:wps="http://schemas.microsoft.com/office/word/2010/wordprocessingShape" mc:Ignorable="w14 w15 w16se w16cid w16 w16cex w16sdtdh w16du wp14">
+<w:footnotes xmlns:wpc="http://schemas.microsoft.com/office/word/2010/wordprocessingCanvas" xmlns:cx="http://schemas.microsoft.com/office/drawing/2014/chartex" xmlns:cx1="http://schemas.microsoft.com/office/drawing/2015/9/8/chartex" xmlns:cx2="http://schemas.microsoft.com/office/drawing/2015/10/21/chartex" xmlns:cx3="http://schemas.microsoft.com/office/drawing/2016/5/9/chartex" xmlns:cx4="http://schemas.microsoft.com/office/drawing/2016/5/10/chartex" xmlns:cx5="http://schemas.microsoft.com/office/drawing/2016/5/11/chartex" xmlns:cx6="http://schemas.microsoft.com/office/drawing/2016/5/12/chartex" xmlns:cx7="http://schemas.microsoft.com/office/drawing/2016/5/13/chartex" xmlns:cx8="http://schemas.microsoft.com/office/drawing/2016/5/14/chartex" xmlns:mc="http://schemas.openxmlformats.org/markup-compatibility/2006" xmlns:aink="http://schemas.microsoft.com/office/drawing/2016/ink" xmlns:am3d="http://schemas.microsoft.com/office/drawing/2017/model3d" xmlns:o="urn:schemas-microsoft-com:office:office" xmlns:oel="http://schemas.microsoft.com/office/2019/extlst" xmlns:r="http://schemas.openxmlformats.org/officeDocument/2006/relationships" xmlns:m="http://schemas.openxmlformats.org/officeDocument/2006/math" xmlns:v="urn:schemas-microsoft-com:vml" xmlns:wp14="http://schemas.microsoft.com/office/word/2010/wordprocessingDrawing" xmlns:wp="http://schemas.openxmlformats.org/drawingml/2006/wordprocessingDrawing" xmlns:w10="urn:schemas-microsoft-com:office:word" xmlns:w="http://schemas.openxmlformats.org/wordprocessingml/2006/main" xmlns:w14="http://schemas.microsoft.com/office/word/2010/wordml" xmlns:w15="http://schemas.microsoft.com/office/word/2012/wordml" xmlns:w16cex="http://schemas.microsoft.com/office/word/2018/wordml/cex" xmlns:w16cid="http://schemas.microsoft.com/office/word/2016/wordml/cid" xmlns:w16="http://schemas.microsoft.com/office/word/2018/wordml" xmlns:w16du="http://schemas.microsoft.com/office/word/2023/wordml/word16du" xmlns:w16sdtdh="http://schemas.microsoft.com/office/word/2020/wordml/sdtdatahash" xmlns:w16sdtfl="http://schemas.microsoft.com/office/word/2024/wordml/sdtformatlock" xmlns:w16se="http://schemas.microsoft.com/office/word/2015/wordml/symex" xmlns:wpg="http://schemas.microsoft.com/office/word/2010/wordprocessingGroup" xmlns:wpi="http://schemas.microsoft.com/office/word/2010/wordprocessingInk" xmlns:wne="http://schemas.microsoft.com/office/word/2006/wordml" xmlns:wps="http://schemas.microsoft.com/office/word/2010/wordprocessingShape" mc:Ignorable="w14 w15 w16se w16cid w16 w16cex w16sdtdh w16sdtfl w16du wp14">
   <w:footnote w:type="separator" w:id="-1">
     <w:p>
       <w:r>
@@ -2140,7 +2077,7 @@
 </file>
 
 <file path=word/header1.xml><?xml version="1.0" encoding="utf-8"?>
-<w:hdr xmlns:wpc="http://schemas.microsoft.com/office/word/2010/wordprocessingCanvas" xmlns:cx="http://schemas.microsoft.com/office/drawing/2014/chartex" xmlns:cx1="http://schemas.microsoft.com/office/drawing/2015/9/8/chartex" xmlns:cx2="http://schemas.microsoft.com/office/drawing/2015/10/21/chartex" xmlns:cx3="http://schemas.microsoft.com/office/drawing/2016/5/9/chartex" xmlns:cx4="http://schemas.microsoft.com/office/drawing/2016/5/10/chartex" xmlns:cx5="http://schemas.microsoft.com/office/drawing/2016/5/11/chartex" xmlns:cx6="http://schemas.microsoft.com/office/drawing/2016/5/12/chartex" xmlns:cx7="http://schemas.microsoft.com/office/drawing/2016/5/13/chartex" xmlns:cx8="http://schemas.microsoft.com/office/drawing/2016/5/14/chartex" xmlns:mc="http://schemas.openxmlformats.org/markup-compatibility/2006" xmlns:aink="http://schemas.microsoft.com/office/drawing/2016/ink" xmlns:am3d="http://schemas.microsoft.com/office/drawing/2017/model3d" xmlns:o="urn:schemas-microsoft-com:office:office" xmlns:oel="http://schemas.microsoft.com/office/2019/extlst" xmlns:r="http://schemas.openxmlformats.org/officeDocument/2006/relationships" xmlns:m="http://schemas.openxmlformats.org/officeDocument/2006/math" xmlns:v="urn:schemas-microsoft-com:vml" xmlns:wp14="http://schemas.microsoft.com/office/word/2010/wordprocessingDrawing" xmlns:wp="http://schemas.openxmlformats.org/drawingml/2006/wordprocessingDrawing" xmlns:w10="urn:schemas-microsoft-com:office:word" xmlns:w="http://schemas.openxmlformats.org/wordprocessingml/2006/main" xmlns:w14="http://schemas.microsoft.com/office/word/2010/wordml" xmlns:w15="http://schemas.microsoft.com/office/word/2012/wordml" xmlns:w16cex="http://schemas.microsoft.com/office/word/2018/wordml/cex" xmlns:w16cid="http://schemas.microsoft.com/office/word/2016/wordml/cid" xmlns:w16="http://schemas.microsoft.com/office/word/2018/wordml" xmlns:w16du="http://schemas.microsoft.com/office/word/2023/wordml/word16du" xmlns:w16sdtdh="http://schemas.microsoft.com/office/word/2020/wordml/sdtdatahash" xmlns:w16se="http://schemas.microsoft.com/office/word/2015/wordml/symex" xmlns:wpg="http://schemas.microsoft.com/office/word/2010/wordprocessingGroup" xmlns:wpi="http://schemas.microsoft.com/office/word/2010/wordprocessingInk" xmlns:wne="http://schemas.microsoft.com/office/word/2006/wordml" xmlns:wps="http://schemas.microsoft.com/office/word/2010/wordprocessingShape" mc:Ignorable="w14 w15 w16se w16cid w16 w16cex w16sdtdh w16du wp14">
+<w:hdr xmlns:wpc="http://schemas.microsoft.com/office/word/2010/wordprocessingCanvas" xmlns:cx="http://schemas.microsoft.com/office/drawing/2014/chartex" xmlns:cx1="http://schemas.microsoft.com/office/drawing/2015/9/8/chartex" xmlns:cx2="http://schemas.microsoft.com/office/drawing/2015/10/21/chartex" xmlns:cx3="http://schemas.microsoft.com/office/drawing/2016/5/9/chartex" xmlns:cx4="http://schemas.microsoft.com/office/drawing/2016/5/10/chartex" xmlns:cx5="http://schemas.microsoft.com/office/drawing/2016/5/11/chartex" xmlns:cx6="http://schemas.microsoft.com/office/drawing/2016/5/12/chartex" xmlns:cx7="http://schemas.microsoft.com/office/drawing/2016/5/13/chartex" xmlns:cx8="http://schemas.microsoft.com/office/drawing/2016/5/14/chartex" xmlns:mc="http://schemas.openxmlformats.org/markup-compatibility/2006" xmlns:aink="http://schemas.microsoft.com/office/drawing/2016/ink" xmlns:am3d="http://schemas.microsoft.com/office/drawing/2017/model3d" xmlns:o="urn:schemas-microsoft-com:office:office" xmlns:oel="http://schemas.microsoft.com/office/2019/extlst" xmlns:r="http://schemas.openxmlformats.org/officeDocument/2006/relationships" xmlns:m="http://schemas.openxmlformats.org/officeDocument/2006/math" xmlns:v="urn:schemas-microsoft-com:vml" xmlns:wp14="http://schemas.microsoft.com/office/word/2010/wordprocessingDrawing" xmlns:wp="http://schemas.openxmlformats.org/drawingml/2006/wordprocessingDrawing" xmlns:w10="urn:schemas-microsoft-com:office:word" xmlns:w="http://schemas.openxmlformats.org/wordprocessingml/2006/main" xmlns:w14="http://schemas.microsoft.com/office/word/2010/wordml" xmlns:w15="http://schemas.microsoft.com/office/word/2012/wordml" xmlns:w16cex="http://schemas.microsoft.com/office/word/2018/wordml/cex" xmlns:w16cid="http://schemas.microsoft.com/office/word/2016/wordml/cid" xmlns:w16="http://schemas.microsoft.com/office/word/2018/wordml" xmlns:w16du="http://schemas.microsoft.com/office/word/2023/wordml/word16du" xmlns:w16sdtdh="http://schemas.microsoft.com/office/word/2020/wordml/sdtdatahash" xmlns:w16sdtfl="http://schemas.microsoft.com/office/word/2024/wordml/sdtformatlock" xmlns:w16se="http://schemas.microsoft.com/office/word/2015/wordml/symex" xmlns:wpg="http://schemas.microsoft.com/office/word/2010/wordprocessingGroup" xmlns:wpi="http://schemas.microsoft.com/office/word/2010/wordprocessingInk" xmlns:wne="http://schemas.microsoft.com/office/word/2006/wordml" xmlns:wps="http://schemas.microsoft.com/office/word/2010/wordprocessingShape" mc:Ignorable="w14 w15 w16se w16cid w16 w16cex w16sdtdh w16sdtfl w16du wp14">
   <w:p>
     <w:pPr>
       <w:ind w:firstLine="360"/>
@@ -2150,7 +2087,7 @@
 </file>
 
 <file path=word/numbering.xml><?xml version="1.0" encoding="utf-8"?>
-<w:numbering xmlns:wpc="http://schemas.microsoft.com/office/word/2010/wordprocessingCanvas" xmlns:cx="http://schemas.microsoft.com/office/drawing/2014/chartex" xmlns:cx1="http://schemas.microsoft.com/office/drawing/2015/9/8/chartex" xmlns:cx2="http://schemas.microsoft.com/office/drawing/2015/10/21/chartex" xmlns:cx3="http://schemas.microsoft.com/office/drawing/2016/5/9/chartex" xmlns:cx4="http://schemas.microsoft.com/office/drawing/2016/5/10/chartex" xmlns:cx5="http://schemas.microsoft.com/office/drawing/2016/5/11/chartex" xmlns:cx6="http://schemas.microsoft.com/office/drawing/2016/5/12/chartex" xmlns:cx7="http://schemas.microsoft.com/office/drawing/2016/5/13/chartex" xmlns:cx8="http://schemas.microsoft.com/office/drawing/2016/5/14/chartex" xmlns:mc="http://schemas.openxmlformats.org/markup-compatibility/2006" xmlns:aink="http://schemas.microsoft.com/office/drawing/2016/ink" xmlns:am3d="http://schemas.microsoft.com/office/drawing/2017/model3d" xmlns:o="urn:schemas-microsoft-com:office:office" xmlns:oel="http://schemas.microsoft.com/office/2019/extlst" xmlns:r="http://schemas.openxmlformats.org/officeDocument/2006/relationships" xmlns:m="http://schemas.openxmlformats.org/officeDocument/2006/math" xmlns:v="urn:schemas-microsoft-com:vml" xmlns:wp14="http://schemas.microsoft.com/office/word/2010/wordprocessingDrawing" xmlns:wp="http://schemas.openxmlformats.org/drawingml/2006/wordprocessingDrawing" xmlns:w10="urn:schemas-microsoft-com:office:word" xmlns:w="http://schemas.openxmlformats.org/wordprocessingml/2006/main" xmlns:w14="http://schemas.microsoft.com/office/word/2010/wordml" xmlns:w15="http://schemas.microsoft.com/office/word/2012/wordml" xmlns:w16cex="http://schemas.microsoft.com/office/word/2018/wordml/cex" xmlns:w16cid="http://schemas.microsoft.com/office/word/2016/wordml/cid" xmlns:w16="http://schemas.microsoft.com/office/word/2018/wordml" xmlns:w16du="http://schemas.microsoft.com/office/word/2023/wordml/word16du" xmlns:w16sdtdh="http://schemas.microsoft.com/office/word/2020/wordml/sdtdatahash" xmlns:w16se="http://schemas.microsoft.com/office/word/2015/wordml/symex" xmlns:wpg="http://schemas.microsoft.com/office/word/2010/wordprocessingGroup" xmlns:wpi="http://schemas.microsoft.com/office/word/2010/wordprocessingInk" xmlns:wne="http://schemas.microsoft.com/office/word/2006/wordml" xmlns:wps="http://schemas.microsoft.com/office/word/2010/wordprocessingShape" mc:Ignorable="w14 w15 w16se w16cid w16 w16cex w16sdtdh w16du wp14">
+<w:numbering xmlns:wpc="http://schemas.microsoft.com/office/word/2010/wordprocessingCanvas" xmlns:cx="http://schemas.microsoft.com/office/drawing/2014/chartex" xmlns:cx1="http://schemas.microsoft.com/office/drawing/2015/9/8/chartex" xmlns:cx2="http://schemas.microsoft.com/office/drawing/2015/10/21/chartex" xmlns:cx3="http://schemas.microsoft.com/office/drawing/2016/5/9/chartex" xmlns:cx4="http://schemas.microsoft.com/office/drawing/2016/5/10/chartex" xmlns:cx5="http://schemas.microsoft.com/office/drawing/2016/5/11/chartex" xmlns:cx6="http://schemas.microsoft.com/office/drawing/2016/5/12/chartex" xmlns:cx7="http://schemas.microsoft.com/office/drawing/2016/5/13/chartex" xmlns:cx8="http://schemas.microsoft.com/office/drawing/2016/5/14/chartex" xmlns:mc="http://schemas.openxmlformats.org/markup-compatibility/2006" xmlns:aink="http://schemas.microsoft.com/office/drawing/2016/ink" xmlns:am3d="http://schemas.microsoft.com/office/drawing/2017/model3d" xmlns:o="urn:schemas-microsoft-com:office:office" xmlns:oel="http://schemas.microsoft.com/office/2019/extlst" xmlns:r="http://schemas.openxmlformats.org/officeDocument/2006/relationships" xmlns:m="http://schemas.openxmlformats.org/officeDocument/2006/math" xmlns:v="urn:schemas-microsoft-com:vml" xmlns:wp14="http://schemas.microsoft.com/office/word/2010/wordprocessingDrawing" xmlns:wp="http://schemas.openxmlformats.org/drawingml/2006/wordprocessingDrawing" xmlns:w10="urn:schemas-microsoft-com:office:word" xmlns:w="http://schemas.openxmlformats.org/wordprocessingml/2006/main" xmlns:w14="http://schemas.microsoft.com/office/word/2010/wordml" xmlns:w15="http://schemas.microsoft.com/office/word/2012/wordml" xmlns:w16cex="http://schemas.microsoft.com/office/word/2018/wordml/cex" xmlns:w16cid="http://schemas.microsoft.com/office/word/2016/wordml/cid" xmlns:w16="http://schemas.microsoft.com/office/word/2018/wordml" xmlns:w16du="http://schemas.microsoft.com/office/word/2023/wordml/word16du" xmlns:w16sdtdh="http://schemas.microsoft.com/office/word/2020/wordml/sdtdatahash" xmlns:w16sdtfl="http://schemas.microsoft.com/office/word/2024/wordml/sdtformatlock" xmlns:w16se="http://schemas.microsoft.com/office/word/2015/wordml/symex" xmlns:wpg="http://schemas.microsoft.com/office/word/2010/wordprocessingGroup" xmlns:wpi="http://schemas.microsoft.com/office/word/2010/wordprocessingInk" xmlns:wne="http://schemas.microsoft.com/office/word/2006/wordml" xmlns:wps="http://schemas.microsoft.com/office/word/2010/wordprocessingShape" mc:Ignorable="w14 w15 w16se w16cid w16 w16cex w16sdtdh w16sdtfl w16du wp14">
   <w:abstractNum w:abstractNumId="0" w15:restartNumberingAfterBreak="0">
     <w:nsid w:val="FFFFFF7E"/>
     <w:multiLevelType w:val="singleLevel"/>
@@ -8612,7 +8549,7 @@
 </file>
 
 <file path=word/styles.xml><?xml version="1.0" encoding="utf-8"?>
-<w:styles xmlns:mc="http://schemas.openxmlformats.org/markup-compatibility/2006" xmlns:r="http://schemas.openxmlformats.org/officeDocument/2006/relationships" xmlns:w="http://schemas.openxmlformats.org/wordprocessingml/2006/main" xmlns:w14="http://schemas.microsoft.com/office/word/2010/wordml" xmlns:w15="http://schemas.microsoft.com/office/word/2012/wordml" xmlns:w16cex="http://schemas.microsoft.com/office/word/2018/wordml/cex" xmlns:w16cid="http://schemas.microsoft.com/office/word/2016/wordml/cid" xmlns:w16="http://schemas.microsoft.com/office/word/2018/wordml" xmlns:w16du="http://schemas.microsoft.com/office/word/2023/wordml/word16du" xmlns:w16sdtdh="http://schemas.microsoft.com/office/word/2020/wordml/sdtdatahash" xmlns:w16se="http://schemas.microsoft.com/office/word/2015/wordml/symex" mc:Ignorable="w14 w15 w16se w16cid w16 w16cex w16sdtdh w16du">
+<w:styles xmlns:mc="http://schemas.openxmlformats.org/markup-compatibility/2006" xmlns:r="http://schemas.openxmlformats.org/officeDocument/2006/relationships" xmlns:w="http://schemas.openxmlformats.org/wordprocessingml/2006/main" xmlns:w14="http://schemas.microsoft.com/office/word/2010/wordml" xmlns:w15="http://schemas.microsoft.com/office/word/2012/wordml" xmlns:w16cex="http://schemas.microsoft.com/office/word/2018/wordml/cex" xmlns:w16cid="http://schemas.microsoft.com/office/word/2016/wordml/cid" xmlns:w16="http://schemas.microsoft.com/office/word/2018/wordml" xmlns:w16du="http://schemas.microsoft.com/office/word/2023/wordml/word16du" xmlns:w16sdtdh="http://schemas.microsoft.com/office/word/2020/wordml/sdtdatahash" xmlns:w16sdtfl="http://schemas.microsoft.com/office/word/2024/wordml/sdtformatlock" xmlns:w16se="http://schemas.microsoft.com/office/word/2015/wordml/symex" mc:Ignorable="w14 w15 w16se w16cid w16 w16cex w16sdtdh w16sdtfl w16du">
   <w:docDefaults>
     <w:rPrDefault>
       <w:rPr>
@@ -9226,7 +9163,6 @@
   <w:style w:type="character" w:default="1" w:styleId="ab">
     <w:name w:val="Default Paragraph Font"/>
     <w:uiPriority w:val="1"/>
-    <w:semiHidden/>
     <w:unhideWhenUsed/>
   </w:style>
   <w:style w:type="table" w:default="1" w:styleId="ac">
